--- a/applications/site/documents/all-inclusive-urgent-care-carmichael-cover-letter.docx
+++ b/applications/site/documents/all-inclusive-urgent-care-carmichael-cover-letter.docx
@@ -24,7 +24,7 @@
     </w:p>
     <w:p>
       <w:r>
-        <w:t>My California PA license application is in process, with an expected issue date of January 2027. I am planning to relocate to Northern California. I would welcome a conversation about timing.</w:t>
+        <w:t>My California PA license application is in process, with an expected issue date of January 2027. I am planning to move to Sacramento or the greater Sacramento area. I would welcome a conversation about timing.</w:t>
       </w:r>
     </w:p>
     <w:p>

--- a/applications/site/documents/all-inclusive-urgent-care-carmichael-cover-letter.docx
+++ b/applications/site/documents/all-inclusive-urgent-care-carmichael-cover-letter.docx
@@ -24,7 +24,7 @@
     </w:p>
     <w:p>
       <w:r>
-        <w:t>My California PA license application is in process, with an expected issue date of January 2027. I am planning to move to Sacramento or the greater Sacramento area. I would welcome a conversation about timing.</w:t>
+        <w:t>I am licensed as a PA in Iowa and Indiana, and my California license application is in process, with an expected issue date of January 2027. I am planning to move to Sacramento or the greater Sacramento area. I would welcome a conversation about timing.</w:t>
       </w:r>
     </w:p>
     <w:p>

--- a/applications/site/documents/all-inclusive-urgent-care-carmichael-cover-letter.docx
+++ b/applications/site/documents/all-inclusive-urgent-care-carmichael-cover-letter.docx
@@ -14,7 +14,7 @@
     </w:p>
     <w:p>
       <w:r>
-        <w:t>In the Emergency Department I independently evaluate and manage 15–25 patients per shift with acute and undifferentiated complaints, and I perform procedures independently, including sutures (ten or more), incision and drainage (six), cast placement (three) and joint reductions. My family medicine, internal medicine and pediatrics rotations give me a wide base for the range of patients urgent care sees. I hold ACLS, BLS and ATLS certification.</w:t>
+        <w:t>In the Emergency Department I independently evaluate and manage 15–25 patients per shift with acute and undifferentiated complaints, and I perform procedures independently, including sutures (ten or more), incision and drainage (six), cast placement (three) and joint reductions. My family medicine, internal medicine and pediatrics rotations give me a wide base for the range of patients urgent care sees. I hold ACLS, BLS, ATLS and PALS certification.</w:t>
       </w:r>
     </w:p>
     <w:p>
